--- a/Collatio/11/1. Textos/1. Marcados/11-B.docx
+++ b/Collatio/11/1. Textos/1. Marcados/11-B.docx
@@ -1,15 +1,17 @@
 
 <file path=word/document.xml><?xml version="1.0" encoding="utf-8"?>
-<w:document xmlns:wpc="http://schemas.microsoft.com/office/word/2010/wordprocessingCanvas" xmlns:cx="http://schemas.microsoft.com/office/drawing/2014/chartex" xmlns:cx1="http://schemas.microsoft.com/office/drawing/2015/9/8/chartex" xmlns:cx2="http://schemas.microsoft.com/office/drawing/2015/10/21/chartex" xmlns:cx3="http://schemas.microsoft.com/office/drawing/2016/5/9/chartex" xmlns:cx4="http://schemas.microsoft.com/office/drawing/2016/5/10/chartex" xmlns:cx5="http://schemas.microsoft.com/office/drawing/2016/5/11/chartex" xmlns:cx6="http://schemas.microsoft.com/office/drawing/2016/5/12/chartex" xmlns:cx7="http://schemas.microsoft.com/office/drawing/2016/5/13/chartex" xmlns:cx8="http://schemas.microsoft.com/office/drawing/2016/5/14/chartex" xmlns:mc="http://schemas.openxmlformats.org/markup-compatibility/2006" xmlns:aink="http://schemas.microsoft.com/office/drawing/2016/ink" xmlns:am3d="http://schemas.microsoft.com/office/drawing/2017/model3d" xmlns:o="urn:schemas-microsoft-com:office:office" xmlns:oel="http://schemas.microsoft.com/office/2019/extlst" xmlns:r="http://schemas.openxmlformats.org/officeDocument/2006/relationships" xmlns:m="http://schemas.openxmlformats.org/officeDocument/2006/math" xmlns:v="urn:schemas-microsoft-com:vml" xmlns:wp14="http://schemas.microsoft.com/office/word/2010/wordprocessingDrawing" xmlns:wp="http://schemas.openxmlformats.org/drawingml/2006/wordprocessingDrawing" xmlns:w10="urn:schemas-microsoft-com:office:word" xmlns:w="http://schemas.openxmlformats.org/wordprocessingml/2006/main" xmlns:w14="http://schemas.microsoft.com/office/word/2010/wordml" xmlns:w15="http://schemas.microsoft.com/office/word/2012/wordml" xmlns:w16cex="http://schemas.microsoft.com/office/word/2018/wordml/cex" xmlns:w16cid="http://schemas.microsoft.com/office/word/2016/wordml/cid" xmlns:w16="http://schemas.microsoft.com/office/word/2018/wordml" xmlns:w16sdtdh="http://schemas.microsoft.com/office/word/2020/wordml/sdtdatahash" xmlns:w16se="http://schemas.microsoft.com/office/word/2015/wordml/symex" xmlns:wpg="http://schemas.microsoft.com/office/word/2010/wordprocessingGroup" xmlns:wpi="http://schemas.microsoft.com/office/word/2010/wordprocessingInk" xmlns:wne="http://schemas.microsoft.com/office/word/2006/wordml" xmlns:wps="http://schemas.microsoft.com/office/word/2010/wordprocessingShape" mc:Ignorable="w14 w15 w16se w16cid w16 w16cex w16sdtdh wp14">
+<w:document xmlns:wpc="http://schemas.microsoft.com/office/word/2010/wordprocessingCanvas" xmlns:cx="http://schemas.microsoft.com/office/drawing/2014/chartex" xmlns:cx1="http://schemas.microsoft.com/office/drawing/2015/9/8/chartex" xmlns:cx2="http://schemas.microsoft.com/office/drawing/2015/10/21/chartex" xmlns:cx3="http://schemas.microsoft.com/office/drawing/2016/5/9/chartex" xmlns:cx4="http://schemas.microsoft.com/office/drawing/2016/5/10/chartex" xmlns:cx5="http://schemas.microsoft.com/office/drawing/2016/5/11/chartex" xmlns:cx6="http://schemas.microsoft.com/office/drawing/2016/5/12/chartex" xmlns:cx7="http://schemas.microsoft.com/office/drawing/2016/5/13/chartex" xmlns:cx8="http://schemas.microsoft.com/office/drawing/2016/5/14/chartex" xmlns:mc="http://schemas.openxmlformats.org/markup-compatibility/2006" xmlns:aink="http://schemas.microsoft.com/office/drawing/2016/ink" xmlns:am3d="http://schemas.microsoft.com/office/drawing/2017/model3d" xmlns:o="urn:schemas-microsoft-com:office:office" xmlns:oel="http://schemas.microsoft.com/office/2019/extlst" xmlns:r="http://schemas.openxmlformats.org/officeDocument/2006/relationships" xmlns:m="http://schemas.openxmlformats.org/officeDocument/2006/math" xmlns:v="urn:schemas-microsoft-com:vml" xmlns:wp14="http://schemas.microsoft.com/office/word/2010/wordprocessingDrawing" xmlns:wp="http://schemas.openxmlformats.org/drawingml/2006/wordprocessingDrawing" xmlns:w10="urn:schemas-microsoft-com:office:word" xmlns:w="http://schemas.openxmlformats.org/wordprocessingml/2006/main" xmlns:w14="http://schemas.microsoft.com/office/word/2010/wordml" xmlns:w15="http://schemas.microsoft.com/office/word/2012/wordml" xmlns:w16cex="http://schemas.microsoft.com/office/word/2018/wordml/cex" xmlns:w16cid="http://schemas.microsoft.com/office/word/2016/wordml/cid" xmlns:w16="http://schemas.microsoft.com/office/word/2018/wordml" xmlns:w16du="http://schemas.microsoft.com/office/word/2023/wordml/word16du" xmlns:w16sdtdh="http://schemas.microsoft.com/office/word/2020/wordml/sdtdatahash" xmlns:w16sdtfl="http://schemas.microsoft.com/office/word/2024/wordml/sdtformatlock" xmlns:w16se="http://schemas.microsoft.com/office/word/2015/wordml/symex" xmlns:wpg="http://schemas.microsoft.com/office/word/2010/wordprocessingGroup" xmlns:wpi="http://schemas.microsoft.com/office/word/2010/wordprocessingInk" xmlns:wne="http://schemas.microsoft.com/office/word/2006/wordml" xmlns:wps="http://schemas.microsoft.com/office/word/2010/wordprocessingShape" mc:Ignorable="w14 w15 w16se w16cid w16 w16cex w16sdtdh w16sdtfl w16du wp14">
   <w:body>
     <w:p>
       <w:pPr>
         <w:rPr>
+          <w:rFonts w:ascii="Brill" w:hAnsi="Brill"/>
           <w:lang w:val="es-ES"/>
         </w:rPr>
       </w:pPr>
       <w:r>
         <w:rPr>
+          <w:rFonts w:ascii="Brill" w:hAnsi="Brill"/>
           <w:color w:val="FF0000"/>
           <w:lang w:val="es-ES"/>
         </w:rPr>
@@ -17,12 +19,103 @@
       </w:r>
       <w:r>
         <w:rPr>
-          <w:lang w:val="es-ES"/>
-        </w:rPr>
-        <w:t>pregunto el decipulo maestro ruego te que me digas de la saludacion qu el angele troxo a santa Maria</w:t>
-      </w:r>
-      <w:r>
-        <w:rPr>
+          <w:rFonts w:ascii="Brill" w:hAnsi="Brill"/>
+          <w:lang w:val="es-ES"/>
+        </w:rPr>
+        <w:t xml:space="preserve">pregunto el </w:t>
+      </w:r>
+      <w:proofErr w:type="spellStart"/>
+      <w:r>
+        <w:rPr>
+          <w:rFonts w:ascii="Brill" w:hAnsi="Brill"/>
+          <w:lang w:val="es-ES"/>
+        </w:rPr>
+        <w:t>decipulo</w:t>
+      </w:r>
+      <w:proofErr w:type="spellEnd"/>
+      <w:r>
+        <w:rPr>
+          <w:rFonts w:ascii="Brill" w:hAnsi="Brill"/>
+          <w:lang w:val="es-ES"/>
+        </w:rPr>
+        <w:t xml:space="preserve"> maestro ruego te que me digas de la </w:t>
+      </w:r>
+      <w:proofErr w:type="spellStart"/>
+      <w:r>
+        <w:rPr>
+          <w:rFonts w:ascii="Brill" w:hAnsi="Brill"/>
+          <w:lang w:val="es-ES"/>
+        </w:rPr>
+        <w:t>saludacion</w:t>
+      </w:r>
+      <w:proofErr w:type="spellEnd"/>
+      <w:r>
+        <w:rPr>
+          <w:rFonts w:ascii="Brill" w:hAnsi="Brill"/>
+          <w:lang w:val="es-ES"/>
+        </w:rPr>
+        <w:t xml:space="preserve"> </w:t>
+      </w:r>
+      <w:proofErr w:type="spellStart"/>
+      <w:r>
+        <w:rPr>
+          <w:rFonts w:ascii="Brill" w:hAnsi="Brill"/>
+          <w:lang w:val="es-ES"/>
+        </w:rPr>
+        <w:t>qu</w:t>
+      </w:r>
+      <w:proofErr w:type="spellEnd"/>
+      <w:r>
+        <w:rPr>
+          <w:rFonts w:ascii="Brill" w:hAnsi="Brill"/>
+          <w:lang w:val="es-ES"/>
+        </w:rPr>
+        <w:t xml:space="preserve"> el </w:t>
+      </w:r>
+      <w:proofErr w:type="spellStart"/>
+      <w:r>
+        <w:rPr>
+          <w:rFonts w:ascii="Brill" w:hAnsi="Brill"/>
+          <w:lang w:val="es-ES"/>
+        </w:rPr>
+        <w:t>angele</w:t>
+      </w:r>
+      <w:proofErr w:type="spellEnd"/>
+      <w:r>
+        <w:rPr>
+          <w:rFonts w:ascii="Brill" w:hAnsi="Brill"/>
+          <w:lang w:val="es-ES"/>
+        </w:rPr>
+        <w:t xml:space="preserve"> </w:t>
+      </w:r>
+      <w:proofErr w:type="spellStart"/>
+      <w:r>
+        <w:rPr>
+          <w:rFonts w:ascii="Brill" w:hAnsi="Brill"/>
+          <w:lang w:val="es-ES"/>
+        </w:rPr>
+        <w:t>troxo</w:t>
+      </w:r>
+      <w:proofErr w:type="spellEnd"/>
+      <w:r>
+        <w:rPr>
+          <w:rFonts w:ascii="Brill" w:hAnsi="Brill"/>
+          <w:lang w:val="es-ES"/>
+        </w:rPr>
+        <w:t xml:space="preserve"> a santa </w:t>
+      </w:r>
+      <w:proofErr w:type="spellStart"/>
+      <w:r>
+        <w:rPr>
+          <w:rFonts w:ascii="Brill" w:hAnsi="Brill"/>
+          <w:lang w:val="es-ES"/>
+        </w:rPr>
+        <w:t>Maria</w:t>
+      </w:r>
+      <w:proofErr w:type="spellEnd"/>
+      <w:r>
+        <w:rPr>
+          <w:rFonts w:ascii="Brill" w:hAnsi="Brill"/>
           <w:color w:val="FF0000"/>
           <w:lang w:val="es-ES"/>
         </w:rPr>
@@ -30,65 +123,987 @@
       </w:r>
       <w:r>
         <w:rPr>
-          <w:lang w:val="es-ES"/>
-        </w:rPr>
-        <w:t>en qual lugar de las palabras encarno el espiritu santo en ella % ca sobre esto a gran desputacion entre grande pieça de los escolares que estodieron fabrando en ello % e unos dezian que fuera en aquel lugar do dize el espiritu santo sobreverna en ti e la virtud del muy alto te alunbrara % otros dizen que fue en aquel lugar do dize bendita eras entre todas las mogeres e benedito es el fruto del tu vientre % otro si dizen que fue alli en el comienço de las palabras do dize dios te salve Maria llena de gracia el señor es contigo por eso te rogaria maestro que me dexie</w:t>
-      </w:r>
-      <w:r>
-        <w:rPr>
-          <w:lang w:val="es-ES"/>
-        </w:rPr>
-        <w:t>s</w:t>
-      </w:r>
-      <w:r>
-        <w:rPr>
-          <w:lang w:val="es-ES"/>
-        </w:rPr>
-        <w:t xml:space="preserve">es en qual lugar d estos fue % respondio el maestro % sabe que voluntad de dios fue que acabase el angele toda su mensageria % e depues que la mensageria fue acabada quiso el ver que repuesta daria la bien aventurada santa Maria % que si ante que la mensageria fuese acabada ella oviese concebido non averia el angel por que dezir mas palabras de alli adelantre % mas el angel toda la mensageria troxo ordenada de dios e toda se avia acabar fasta en cima % e alli do ella respondio </w:t>
-      </w:r>
-      <w:r>
-        <w:rPr>
+          <w:rFonts w:ascii="Brill" w:hAnsi="Brill"/>
+          <w:lang w:val="es-ES"/>
+        </w:rPr>
+        <w:t xml:space="preserve">en </w:t>
+      </w:r>
+      <w:proofErr w:type="spellStart"/>
+      <w:r>
+        <w:rPr>
+          <w:rFonts w:ascii="Brill" w:hAnsi="Brill"/>
+          <w:lang w:val="es-ES"/>
+        </w:rPr>
+        <w:t>qual</w:t>
+      </w:r>
+      <w:proofErr w:type="spellEnd"/>
+      <w:r>
+        <w:rPr>
+          <w:rFonts w:ascii="Brill" w:hAnsi="Brill"/>
+          <w:lang w:val="es-ES"/>
+        </w:rPr>
+        <w:t xml:space="preserve"> lugar de las palabras encarno el </w:t>
+      </w:r>
+      <w:proofErr w:type="spellStart"/>
+      <w:r>
+        <w:rPr>
+          <w:rFonts w:ascii="Brill" w:hAnsi="Brill"/>
+          <w:lang w:val="es-ES"/>
+        </w:rPr>
+        <w:t>espiritu</w:t>
+      </w:r>
+      <w:proofErr w:type="spellEnd"/>
+      <w:r>
+        <w:rPr>
+          <w:rFonts w:ascii="Brill" w:hAnsi="Brill"/>
+          <w:lang w:val="es-ES"/>
+        </w:rPr>
+        <w:t xml:space="preserve"> santo en ella % ca sobre esto a gran </w:t>
+      </w:r>
+      <w:proofErr w:type="spellStart"/>
+      <w:r>
+        <w:rPr>
+          <w:rFonts w:ascii="Brill" w:hAnsi="Brill"/>
+          <w:lang w:val="es-ES"/>
+        </w:rPr>
+        <w:t>desputacion</w:t>
+      </w:r>
+      <w:proofErr w:type="spellEnd"/>
+      <w:r>
+        <w:rPr>
+          <w:rFonts w:ascii="Brill" w:hAnsi="Brill"/>
+          <w:lang w:val="es-ES"/>
+        </w:rPr>
+        <w:t xml:space="preserve"> entre grande </w:t>
+      </w:r>
+      <w:proofErr w:type="spellStart"/>
+      <w:r>
+        <w:rPr>
+          <w:rFonts w:ascii="Brill" w:hAnsi="Brill"/>
+          <w:lang w:val="es-ES"/>
+        </w:rPr>
+        <w:t>pieça</w:t>
+      </w:r>
+      <w:proofErr w:type="spellEnd"/>
+      <w:r>
+        <w:rPr>
+          <w:rFonts w:ascii="Brill" w:hAnsi="Brill"/>
+          <w:lang w:val="es-ES"/>
+        </w:rPr>
+        <w:t xml:space="preserve"> de los escolares que </w:t>
+      </w:r>
+      <w:proofErr w:type="spellStart"/>
+      <w:r>
+        <w:rPr>
+          <w:rFonts w:ascii="Brill" w:hAnsi="Brill"/>
+          <w:lang w:val="es-ES"/>
+        </w:rPr>
+        <w:t>estodieron</w:t>
+      </w:r>
+      <w:proofErr w:type="spellEnd"/>
+      <w:r>
+        <w:rPr>
+          <w:rFonts w:ascii="Brill" w:hAnsi="Brill"/>
+          <w:lang w:val="es-ES"/>
+        </w:rPr>
+        <w:t xml:space="preserve"> </w:t>
+      </w:r>
+      <w:proofErr w:type="spellStart"/>
+      <w:r>
+        <w:rPr>
+          <w:rFonts w:ascii="Brill" w:hAnsi="Brill"/>
+          <w:lang w:val="es-ES"/>
+        </w:rPr>
+        <w:t>fabrando</w:t>
+      </w:r>
+      <w:proofErr w:type="spellEnd"/>
+      <w:r>
+        <w:rPr>
+          <w:rFonts w:ascii="Brill" w:hAnsi="Brill"/>
+          <w:lang w:val="es-ES"/>
+        </w:rPr>
+        <w:t xml:space="preserve"> en ello % e unos </w:t>
+      </w:r>
+      <w:proofErr w:type="spellStart"/>
+      <w:r>
+        <w:rPr>
+          <w:rFonts w:ascii="Brill" w:hAnsi="Brill"/>
+          <w:lang w:val="es-ES"/>
+        </w:rPr>
+        <w:t>dezian</w:t>
+      </w:r>
+      <w:proofErr w:type="spellEnd"/>
+      <w:r>
+        <w:rPr>
+          <w:rFonts w:ascii="Brill" w:hAnsi="Brill"/>
+          <w:lang w:val="es-ES"/>
+        </w:rPr>
+        <w:t xml:space="preserve"> que fuera en aquel lugar do dize el </w:t>
+      </w:r>
+      <w:proofErr w:type="spellStart"/>
+      <w:r>
+        <w:rPr>
+          <w:rFonts w:ascii="Brill" w:hAnsi="Brill"/>
+          <w:lang w:val="es-ES"/>
+        </w:rPr>
+        <w:t>espiritu</w:t>
+      </w:r>
+      <w:proofErr w:type="spellEnd"/>
+      <w:r>
+        <w:rPr>
+          <w:rFonts w:ascii="Brill" w:hAnsi="Brill"/>
+          <w:lang w:val="es-ES"/>
+        </w:rPr>
+        <w:t xml:space="preserve"> santo </w:t>
+      </w:r>
+      <w:proofErr w:type="spellStart"/>
+      <w:r>
+        <w:rPr>
+          <w:rFonts w:ascii="Brill" w:hAnsi="Brill"/>
+          <w:lang w:val="es-ES"/>
+        </w:rPr>
+        <w:t>sobreverna</w:t>
+      </w:r>
+      <w:proofErr w:type="spellEnd"/>
+      <w:r>
+        <w:rPr>
+          <w:rFonts w:ascii="Brill" w:hAnsi="Brill"/>
+          <w:lang w:val="es-ES"/>
+        </w:rPr>
+        <w:t xml:space="preserve"> en ti e la virtud del muy alto te </w:t>
+      </w:r>
+      <w:proofErr w:type="spellStart"/>
+      <w:r>
+        <w:rPr>
+          <w:rFonts w:ascii="Brill" w:hAnsi="Brill"/>
+          <w:lang w:val="es-ES"/>
+        </w:rPr>
+        <w:t>alunbrara</w:t>
+      </w:r>
+      <w:proofErr w:type="spellEnd"/>
+      <w:r>
+        <w:rPr>
+          <w:rFonts w:ascii="Brill" w:hAnsi="Brill"/>
+          <w:lang w:val="es-ES"/>
+        </w:rPr>
+        <w:t xml:space="preserve"> % otros dizen que fue en aquel lugar do dize bendita eras entre todas las </w:t>
+      </w:r>
+      <w:proofErr w:type="spellStart"/>
+      <w:r>
+        <w:rPr>
+          <w:rFonts w:ascii="Brill" w:hAnsi="Brill"/>
+          <w:lang w:val="es-ES"/>
+        </w:rPr>
+        <w:t>mogeres</w:t>
+      </w:r>
+      <w:proofErr w:type="spellEnd"/>
+      <w:r>
+        <w:rPr>
+          <w:rFonts w:ascii="Brill" w:hAnsi="Brill"/>
+          <w:lang w:val="es-ES"/>
+        </w:rPr>
+        <w:t xml:space="preserve"> e </w:t>
+      </w:r>
+      <w:proofErr w:type="spellStart"/>
+      <w:r>
+        <w:rPr>
+          <w:rFonts w:ascii="Brill" w:hAnsi="Brill"/>
+          <w:lang w:val="es-ES"/>
+        </w:rPr>
+        <w:t>benedito</w:t>
+      </w:r>
+      <w:proofErr w:type="spellEnd"/>
+      <w:r>
+        <w:rPr>
+          <w:rFonts w:ascii="Brill" w:hAnsi="Brill"/>
+          <w:lang w:val="es-ES"/>
+        </w:rPr>
+        <w:t xml:space="preserve"> es el fruto del tu vientre % otro si dizen que fue </w:t>
+      </w:r>
+      <w:proofErr w:type="spellStart"/>
+      <w:r>
+        <w:rPr>
+          <w:rFonts w:ascii="Brill" w:hAnsi="Brill"/>
+          <w:lang w:val="es-ES"/>
+        </w:rPr>
+        <w:t>alli</w:t>
+      </w:r>
+      <w:proofErr w:type="spellEnd"/>
+      <w:r>
+        <w:rPr>
+          <w:rFonts w:ascii="Brill" w:hAnsi="Brill"/>
+          <w:lang w:val="es-ES"/>
+        </w:rPr>
+        <w:t xml:space="preserve"> en el comienço de las palabras do dize dios te salve </w:t>
+      </w:r>
+      <w:proofErr w:type="spellStart"/>
+      <w:r>
+        <w:rPr>
+          <w:rFonts w:ascii="Brill" w:hAnsi="Brill"/>
+          <w:lang w:val="es-ES"/>
+        </w:rPr>
+        <w:t>Maria</w:t>
+      </w:r>
+      <w:proofErr w:type="spellEnd"/>
+      <w:r>
+        <w:rPr>
+          <w:rFonts w:ascii="Brill" w:hAnsi="Brill"/>
+          <w:lang w:val="es-ES"/>
+        </w:rPr>
+        <w:t xml:space="preserve"> llena de gracia el señor es contigo por eso te rogaria maestro que me </w:t>
+      </w:r>
+      <w:proofErr w:type="spellStart"/>
+      <w:r>
+        <w:rPr>
+          <w:rFonts w:ascii="Brill" w:hAnsi="Brill"/>
+          <w:lang w:val="es-ES"/>
+        </w:rPr>
+        <w:t>dexieses</w:t>
+      </w:r>
+      <w:proofErr w:type="spellEnd"/>
+      <w:r>
+        <w:rPr>
+          <w:rFonts w:ascii="Brill" w:hAnsi="Brill"/>
+          <w:lang w:val="es-ES"/>
+        </w:rPr>
+        <w:t xml:space="preserve"> en </w:t>
+      </w:r>
+      <w:proofErr w:type="spellStart"/>
+      <w:r>
+        <w:rPr>
+          <w:rFonts w:ascii="Brill" w:hAnsi="Brill"/>
+          <w:lang w:val="es-ES"/>
+        </w:rPr>
+        <w:t>qual</w:t>
+      </w:r>
+      <w:proofErr w:type="spellEnd"/>
+      <w:r>
+        <w:rPr>
+          <w:rFonts w:ascii="Brill" w:hAnsi="Brill"/>
+          <w:lang w:val="es-ES"/>
+        </w:rPr>
+        <w:t xml:space="preserve"> lugar d estos fue % </w:t>
+      </w:r>
+      <w:proofErr w:type="spellStart"/>
+      <w:r>
+        <w:rPr>
+          <w:rFonts w:ascii="Brill" w:hAnsi="Brill"/>
+          <w:lang w:val="es-ES"/>
+        </w:rPr>
+        <w:t>respondio</w:t>
+      </w:r>
+      <w:proofErr w:type="spellEnd"/>
+      <w:r>
+        <w:rPr>
+          <w:rFonts w:ascii="Brill" w:hAnsi="Brill"/>
+          <w:lang w:val="es-ES"/>
+        </w:rPr>
+        <w:t xml:space="preserve"> el maestro % sabe que voluntad de dios fue que acabase el </w:t>
+      </w:r>
+      <w:proofErr w:type="spellStart"/>
+      <w:r>
+        <w:rPr>
+          <w:rFonts w:ascii="Brill" w:hAnsi="Brill"/>
+          <w:lang w:val="es-ES"/>
+        </w:rPr>
+        <w:t>angele</w:t>
+      </w:r>
+      <w:proofErr w:type="spellEnd"/>
+      <w:r>
+        <w:rPr>
+          <w:rFonts w:ascii="Brill" w:hAnsi="Brill"/>
+          <w:lang w:val="es-ES"/>
+        </w:rPr>
+        <w:t xml:space="preserve"> toda su </w:t>
+      </w:r>
+      <w:proofErr w:type="spellStart"/>
+      <w:r>
+        <w:rPr>
+          <w:rFonts w:ascii="Brill" w:hAnsi="Brill"/>
+          <w:lang w:val="es-ES"/>
+        </w:rPr>
+        <w:t>mensageria</w:t>
+      </w:r>
+      <w:proofErr w:type="spellEnd"/>
+      <w:r>
+        <w:rPr>
+          <w:rFonts w:ascii="Brill" w:hAnsi="Brill"/>
+          <w:lang w:val="es-ES"/>
+        </w:rPr>
+        <w:t xml:space="preserve"> % e </w:t>
+      </w:r>
+      <w:proofErr w:type="spellStart"/>
+      <w:r>
+        <w:rPr>
+          <w:rFonts w:ascii="Brill" w:hAnsi="Brill"/>
+          <w:lang w:val="es-ES"/>
+        </w:rPr>
+        <w:t>depues</w:t>
+      </w:r>
+      <w:proofErr w:type="spellEnd"/>
+      <w:r>
+        <w:rPr>
+          <w:rFonts w:ascii="Brill" w:hAnsi="Brill"/>
+          <w:lang w:val="es-ES"/>
+        </w:rPr>
+        <w:t xml:space="preserve"> que la </w:t>
+      </w:r>
+      <w:proofErr w:type="spellStart"/>
+      <w:r>
+        <w:rPr>
+          <w:rFonts w:ascii="Brill" w:hAnsi="Brill"/>
+          <w:lang w:val="es-ES"/>
+        </w:rPr>
+        <w:t>mensageria</w:t>
+      </w:r>
+      <w:proofErr w:type="spellEnd"/>
+      <w:r>
+        <w:rPr>
+          <w:rFonts w:ascii="Brill" w:hAnsi="Brill"/>
+          <w:lang w:val="es-ES"/>
+        </w:rPr>
+        <w:t xml:space="preserve"> fue acabada quiso el ver que repuesta </w:t>
+      </w:r>
+      <w:proofErr w:type="spellStart"/>
+      <w:r>
+        <w:rPr>
+          <w:rFonts w:ascii="Brill" w:hAnsi="Brill"/>
+          <w:lang w:val="es-ES"/>
+        </w:rPr>
+        <w:t>daria</w:t>
+      </w:r>
+      <w:proofErr w:type="spellEnd"/>
+      <w:r>
+        <w:rPr>
+          <w:rFonts w:ascii="Brill" w:hAnsi="Brill"/>
+          <w:lang w:val="es-ES"/>
+        </w:rPr>
+        <w:t xml:space="preserve"> la bien aventurada santa </w:t>
+      </w:r>
+      <w:proofErr w:type="spellStart"/>
+      <w:r>
+        <w:rPr>
+          <w:rFonts w:ascii="Brill" w:hAnsi="Brill"/>
+          <w:lang w:val="es-ES"/>
+        </w:rPr>
+        <w:t>Maria</w:t>
+      </w:r>
+      <w:proofErr w:type="spellEnd"/>
+      <w:r>
+        <w:rPr>
+          <w:rFonts w:ascii="Brill" w:hAnsi="Brill"/>
+          <w:lang w:val="es-ES"/>
+        </w:rPr>
+        <w:t xml:space="preserve"> % que si ante que la </w:t>
+      </w:r>
+      <w:proofErr w:type="spellStart"/>
+      <w:r>
+        <w:rPr>
+          <w:rFonts w:ascii="Brill" w:hAnsi="Brill"/>
+          <w:lang w:val="es-ES"/>
+        </w:rPr>
+        <w:t>mensageria</w:t>
+      </w:r>
+      <w:proofErr w:type="spellEnd"/>
+      <w:r>
+        <w:rPr>
+          <w:rFonts w:ascii="Brill" w:hAnsi="Brill"/>
+          <w:lang w:val="es-ES"/>
+        </w:rPr>
+        <w:t xml:space="preserve"> fuese acabada ella oviese concebido non </w:t>
+      </w:r>
+      <w:proofErr w:type="spellStart"/>
+      <w:r>
+        <w:rPr>
+          <w:rFonts w:ascii="Brill" w:hAnsi="Brill"/>
+          <w:lang w:val="es-ES"/>
+        </w:rPr>
+        <w:t>averia</w:t>
+      </w:r>
+      <w:proofErr w:type="spellEnd"/>
+      <w:r>
+        <w:rPr>
+          <w:rFonts w:ascii="Brill" w:hAnsi="Brill"/>
+          <w:lang w:val="es-ES"/>
+        </w:rPr>
+        <w:t xml:space="preserve"> el </w:t>
+      </w:r>
+      <w:proofErr w:type="spellStart"/>
+      <w:r>
+        <w:rPr>
+          <w:rFonts w:ascii="Brill" w:hAnsi="Brill"/>
+          <w:lang w:val="es-ES"/>
+        </w:rPr>
+        <w:t>angel</w:t>
+      </w:r>
+      <w:proofErr w:type="spellEnd"/>
+      <w:r>
+        <w:rPr>
+          <w:rFonts w:ascii="Brill" w:hAnsi="Brill"/>
+          <w:lang w:val="es-ES"/>
+        </w:rPr>
+        <w:t xml:space="preserve"> por que dezir </w:t>
+      </w:r>
+      <w:proofErr w:type="spellStart"/>
+      <w:r>
+        <w:rPr>
+          <w:rFonts w:ascii="Brill" w:hAnsi="Brill"/>
+          <w:lang w:val="es-ES"/>
+        </w:rPr>
+        <w:t>mas</w:t>
+      </w:r>
+      <w:proofErr w:type="spellEnd"/>
+      <w:r>
+        <w:rPr>
+          <w:rFonts w:ascii="Brill" w:hAnsi="Brill"/>
+          <w:lang w:val="es-ES"/>
+        </w:rPr>
+        <w:t xml:space="preserve"> palabras de </w:t>
+      </w:r>
+      <w:proofErr w:type="spellStart"/>
+      <w:r>
+        <w:rPr>
+          <w:rFonts w:ascii="Brill" w:hAnsi="Brill"/>
+          <w:lang w:val="es-ES"/>
+        </w:rPr>
+        <w:t>alli</w:t>
+      </w:r>
+      <w:proofErr w:type="spellEnd"/>
+      <w:r>
+        <w:rPr>
+          <w:rFonts w:ascii="Brill" w:hAnsi="Brill"/>
+          <w:lang w:val="es-ES"/>
+        </w:rPr>
+        <w:t xml:space="preserve"> </w:t>
+      </w:r>
+      <w:proofErr w:type="spellStart"/>
+      <w:r>
+        <w:rPr>
+          <w:rFonts w:ascii="Brill" w:hAnsi="Brill"/>
+          <w:lang w:val="es-ES"/>
+        </w:rPr>
+        <w:t>adelantre</w:t>
+      </w:r>
+      <w:proofErr w:type="spellEnd"/>
+      <w:r>
+        <w:rPr>
+          <w:rFonts w:ascii="Brill" w:hAnsi="Brill"/>
+          <w:lang w:val="es-ES"/>
+        </w:rPr>
+        <w:t xml:space="preserve"> % </w:t>
+      </w:r>
+      <w:proofErr w:type="spellStart"/>
+      <w:r>
+        <w:rPr>
+          <w:rFonts w:ascii="Brill" w:hAnsi="Brill"/>
+          <w:lang w:val="es-ES"/>
+        </w:rPr>
+        <w:t>mas</w:t>
+      </w:r>
+      <w:proofErr w:type="spellEnd"/>
+      <w:r>
+        <w:rPr>
+          <w:rFonts w:ascii="Brill" w:hAnsi="Brill"/>
+          <w:lang w:val="es-ES"/>
+        </w:rPr>
+        <w:t xml:space="preserve"> el </w:t>
+      </w:r>
+      <w:proofErr w:type="spellStart"/>
+      <w:r>
+        <w:rPr>
+          <w:rFonts w:ascii="Brill" w:hAnsi="Brill"/>
+          <w:lang w:val="es-ES"/>
+        </w:rPr>
+        <w:t>angel</w:t>
+      </w:r>
+      <w:proofErr w:type="spellEnd"/>
+      <w:r>
+        <w:rPr>
+          <w:rFonts w:ascii="Brill" w:hAnsi="Brill"/>
+          <w:lang w:val="es-ES"/>
+        </w:rPr>
+        <w:t xml:space="preserve"> toda la </w:t>
+      </w:r>
+      <w:proofErr w:type="spellStart"/>
+      <w:r>
+        <w:rPr>
+          <w:rFonts w:ascii="Brill" w:hAnsi="Brill"/>
+          <w:lang w:val="es-ES"/>
+        </w:rPr>
+        <w:t>mensageria</w:t>
+      </w:r>
+      <w:proofErr w:type="spellEnd"/>
+      <w:r>
+        <w:rPr>
+          <w:rFonts w:ascii="Brill" w:hAnsi="Brill"/>
+          <w:lang w:val="es-ES"/>
+        </w:rPr>
+        <w:t xml:space="preserve"> </w:t>
+      </w:r>
+      <w:proofErr w:type="spellStart"/>
+      <w:r>
+        <w:rPr>
+          <w:rFonts w:ascii="Brill" w:hAnsi="Brill"/>
+          <w:lang w:val="es-ES"/>
+        </w:rPr>
+        <w:t>troxo</w:t>
+      </w:r>
+      <w:proofErr w:type="spellEnd"/>
+      <w:r>
+        <w:rPr>
+          <w:rFonts w:ascii="Brill" w:hAnsi="Brill"/>
+          <w:lang w:val="es-ES"/>
+        </w:rPr>
+        <w:t xml:space="preserve"> ordenada de dios e toda se </w:t>
+      </w:r>
+      <w:proofErr w:type="spellStart"/>
+      <w:r>
+        <w:rPr>
+          <w:rFonts w:ascii="Brill" w:hAnsi="Brill"/>
+          <w:lang w:val="es-ES"/>
+        </w:rPr>
+        <w:t>avia</w:t>
+      </w:r>
+      <w:proofErr w:type="spellEnd"/>
+      <w:r>
+        <w:rPr>
+          <w:rFonts w:ascii="Brill" w:hAnsi="Brill"/>
+          <w:lang w:val="es-ES"/>
+        </w:rPr>
+        <w:t xml:space="preserve"> acabar fasta en cima % e </w:t>
+      </w:r>
+      <w:proofErr w:type="spellStart"/>
+      <w:r>
+        <w:rPr>
+          <w:rFonts w:ascii="Brill" w:hAnsi="Brill"/>
+          <w:lang w:val="es-ES"/>
+        </w:rPr>
+        <w:t>alli</w:t>
+      </w:r>
+      <w:proofErr w:type="spellEnd"/>
+      <w:r>
+        <w:rPr>
+          <w:rFonts w:ascii="Brill" w:hAnsi="Brill"/>
+          <w:lang w:val="es-ES"/>
+        </w:rPr>
+        <w:t xml:space="preserve"> do ella </w:t>
+      </w:r>
+      <w:proofErr w:type="spellStart"/>
+      <w:r>
+        <w:rPr>
+          <w:rFonts w:ascii="Brill" w:hAnsi="Brill"/>
+          <w:lang w:val="es-ES"/>
+        </w:rPr>
+        <w:t>respondio</w:t>
+      </w:r>
+      <w:proofErr w:type="spellEnd"/>
+      <w:r>
+        <w:rPr>
+          <w:rFonts w:ascii="Brill" w:hAnsi="Brill"/>
+          <w:lang w:val="es-ES"/>
+        </w:rPr>
+        <w:t xml:space="preserve"> </w:t>
+      </w:r>
+      <w:r>
+        <w:rPr>
+          <w:rFonts w:ascii="Brill" w:hAnsi="Brill"/>
           <w:color w:val="FF0000"/>
           <w:lang w:val="es-ES"/>
         </w:rPr>
         <w:t xml:space="preserve">14va </w:t>
       </w:r>
-      <w:r>
-        <w:rPr>
+      <w:proofErr w:type="spellStart"/>
+      <w:r>
+        <w:rPr>
+          <w:rFonts w:ascii="Brill" w:hAnsi="Brill"/>
           <w:color w:val="00B0F0"/>
           <w:lang w:val="es-ES"/>
         </w:rPr>
-        <w:t xml:space="preserve">ae la </w:t>
-      </w:r>
-      <w:r>
-        <w:rPr>
-          <w:lang w:val="es-ES"/>
-        </w:rPr>
-        <w:t xml:space="preserve">sierva de dios sea fecho en mi segund la tu palabra % luego en aquella ora fue nuestro señor encerrado en ella % ca en esta repuesta que ella dio vio nuestro señor dos cosas que avia en santa Maria % la primera gran omildat que bien dio a entender que era omildosa quando se llamo sierva % enpos la omildat ovo a consentir en la mensageria que l dixo el angel quando respondio que fuese en ella fecho segund que lo el avia dicho % e d este consentimiento que ella consentio fue tomada depues en la nuestra ley de los cristianos por los santos padres que lo conposioron atan bien en la ley vieja que todo casamiento que se aya a fazer a de ser por consentimiento del varon e de la muger % e si el uno d ellos lo consiente e el otro non lo consiente non es valedero % eso mesmo es si se faze por fuerça en ninguna manera non deve valer si non a voluntad de amos e dos % e esta voluntad que se levante bien de coraçon % ca fallamos que dixo el nuestro señor Jesucristo en un evangelio a sus decipulos % o dos o tres de </w:t>
-      </w:r>
-      <w:r>
-        <w:rPr>
-          <w:lang w:val="es-ES"/>
-        </w:rPr>
-        <w:t>v</w:t>
-      </w:r>
-      <w:r>
-        <w:rPr>
-          <w:lang w:val="es-ES"/>
-        </w:rPr>
-        <w:t xml:space="preserve">os fuesedes ayuntados en mi nonbre yo sere en medio de </w:t>
-      </w:r>
-      <w:r>
-        <w:rPr>
-          <w:lang w:val="es-ES"/>
-        </w:rPr>
-        <w:t>v</w:t>
-      </w:r>
-      <w:r>
-        <w:rPr>
-          <w:lang w:val="es-ES"/>
-        </w:rPr>
-        <w:t>os</w:t>
+        <w:t>ae</w:t>
+      </w:r>
+      <w:proofErr w:type="spellEnd"/>
+      <w:r>
+        <w:rPr>
+          <w:rFonts w:ascii="Brill" w:hAnsi="Brill"/>
+          <w:color w:val="00B0F0"/>
+          <w:lang w:val="es-ES"/>
+        </w:rPr>
+        <w:t xml:space="preserve"> la </w:t>
+      </w:r>
+      <w:r>
+        <w:rPr>
+          <w:rFonts w:ascii="Brill" w:hAnsi="Brill"/>
+          <w:lang w:val="es-ES"/>
+        </w:rPr>
+        <w:t xml:space="preserve">sierva de dios sea fecho en mi segund la tu palabra % luego en aquella ora fue nuestro señor encerrado en ella % ca en esta repuesta que ella dio vio nuestro señor dos cosas que </w:t>
+      </w:r>
+      <w:proofErr w:type="spellStart"/>
+      <w:r>
+        <w:rPr>
+          <w:rFonts w:ascii="Brill" w:hAnsi="Brill"/>
+          <w:lang w:val="es-ES"/>
+        </w:rPr>
+        <w:t>avia</w:t>
+      </w:r>
+      <w:proofErr w:type="spellEnd"/>
+      <w:r>
+        <w:rPr>
+          <w:rFonts w:ascii="Brill" w:hAnsi="Brill"/>
+          <w:lang w:val="es-ES"/>
+        </w:rPr>
+        <w:t xml:space="preserve"> en santa </w:t>
+      </w:r>
+      <w:proofErr w:type="spellStart"/>
+      <w:r>
+        <w:rPr>
+          <w:rFonts w:ascii="Brill" w:hAnsi="Brill"/>
+          <w:lang w:val="es-ES"/>
+        </w:rPr>
+        <w:t>Maria</w:t>
+      </w:r>
+      <w:proofErr w:type="spellEnd"/>
+      <w:r>
+        <w:rPr>
+          <w:rFonts w:ascii="Brill" w:hAnsi="Brill"/>
+          <w:lang w:val="es-ES"/>
+        </w:rPr>
+        <w:t xml:space="preserve"> % la primera gran </w:t>
+      </w:r>
+      <w:proofErr w:type="spellStart"/>
+      <w:r>
+        <w:rPr>
+          <w:rFonts w:ascii="Brill" w:hAnsi="Brill"/>
+          <w:lang w:val="es-ES"/>
+        </w:rPr>
+        <w:t>omildat</w:t>
+      </w:r>
+      <w:proofErr w:type="spellEnd"/>
+      <w:r>
+        <w:rPr>
+          <w:rFonts w:ascii="Brill" w:hAnsi="Brill"/>
+          <w:lang w:val="es-ES"/>
+        </w:rPr>
+        <w:t xml:space="preserve"> que bien dio a entender que era </w:t>
+      </w:r>
+      <w:proofErr w:type="spellStart"/>
+      <w:r>
+        <w:rPr>
+          <w:rFonts w:ascii="Brill" w:hAnsi="Brill"/>
+          <w:lang w:val="es-ES"/>
+        </w:rPr>
+        <w:t>omildosa</w:t>
+      </w:r>
+      <w:proofErr w:type="spellEnd"/>
+      <w:r>
+        <w:rPr>
+          <w:rFonts w:ascii="Brill" w:hAnsi="Brill"/>
+          <w:lang w:val="es-ES"/>
+        </w:rPr>
+        <w:t xml:space="preserve"> </w:t>
+      </w:r>
+      <w:proofErr w:type="spellStart"/>
+      <w:r>
+        <w:rPr>
+          <w:rFonts w:ascii="Brill" w:hAnsi="Brill"/>
+          <w:lang w:val="es-ES"/>
+        </w:rPr>
+        <w:t>quando</w:t>
+      </w:r>
+      <w:proofErr w:type="spellEnd"/>
+      <w:r>
+        <w:rPr>
+          <w:rFonts w:ascii="Brill" w:hAnsi="Brill"/>
+          <w:lang w:val="es-ES"/>
+        </w:rPr>
+        <w:t xml:space="preserve"> se </w:t>
+      </w:r>
+      <w:proofErr w:type="spellStart"/>
+      <w:r>
+        <w:rPr>
+          <w:rFonts w:ascii="Brill" w:hAnsi="Brill"/>
+          <w:lang w:val="es-ES"/>
+        </w:rPr>
+        <w:t>llamo</w:t>
+      </w:r>
+      <w:proofErr w:type="spellEnd"/>
+      <w:r>
+        <w:rPr>
+          <w:rFonts w:ascii="Brill" w:hAnsi="Brill"/>
+          <w:lang w:val="es-ES"/>
+        </w:rPr>
+        <w:t xml:space="preserve"> sierva % </w:t>
+      </w:r>
+      <w:proofErr w:type="spellStart"/>
+      <w:r>
+        <w:rPr>
+          <w:rFonts w:ascii="Brill" w:hAnsi="Brill"/>
+          <w:lang w:val="es-ES"/>
+        </w:rPr>
+        <w:t>enpos</w:t>
+      </w:r>
+      <w:proofErr w:type="spellEnd"/>
+      <w:r>
+        <w:rPr>
+          <w:rFonts w:ascii="Brill" w:hAnsi="Brill"/>
+          <w:lang w:val="es-ES"/>
+        </w:rPr>
+        <w:t xml:space="preserve"> la </w:t>
+      </w:r>
+      <w:proofErr w:type="spellStart"/>
+      <w:r>
+        <w:rPr>
+          <w:rFonts w:ascii="Brill" w:hAnsi="Brill"/>
+          <w:lang w:val="es-ES"/>
+        </w:rPr>
+        <w:t>omildat</w:t>
+      </w:r>
+      <w:proofErr w:type="spellEnd"/>
+      <w:r>
+        <w:rPr>
+          <w:rFonts w:ascii="Brill" w:hAnsi="Brill"/>
+          <w:lang w:val="es-ES"/>
+        </w:rPr>
+        <w:t xml:space="preserve"> ovo a consentir en la </w:t>
+      </w:r>
+      <w:proofErr w:type="spellStart"/>
+      <w:r>
+        <w:rPr>
+          <w:rFonts w:ascii="Brill" w:hAnsi="Brill"/>
+          <w:lang w:val="es-ES"/>
+        </w:rPr>
+        <w:t>mensageria</w:t>
+      </w:r>
+      <w:proofErr w:type="spellEnd"/>
+      <w:r>
+        <w:rPr>
+          <w:rFonts w:ascii="Brill" w:hAnsi="Brill"/>
+          <w:lang w:val="es-ES"/>
+        </w:rPr>
+        <w:t xml:space="preserve"> que l dixo el </w:t>
+      </w:r>
+      <w:proofErr w:type="spellStart"/>
+      <w:r>
+        <w:rPr>
+          <w:rFonts w:ascii="Brill" w:hAnsi="Brill"/>
+          <w:lang w:val="es-ES"/>
+        </w:rPr>
+        <w:t>angel</w:t>
+      </w:r>
+      <w:proofErr w:type="spellEnd"/>
+      <w:r>
+        <w:rPr>
+          <w:rFonts w:ascii="Brill" w:hAnsi="Brill"/>
+          <w:lang w:val="es-ES"/>
+        </w:rPr>
+        <w:t xml:space="preserve"> </w:t>
+      </w:r>
+      <w:proofErr w:type="spellStart"/>
+      <w:r>
+        <w:rPr>
+          <w:rFonts w:ascii="Brill" w:hAnsi="Brill"/>
+          <w:lang w:val="es-ES"/>
+        </w:rPr>
+        <w:t>quando</w:t>
+      </w:r>
+      <w:proofErr w:type="spellEnd"/>
+      <w:r>
+        <w:rPr>
+          <w:rFonts w:ascii="Brill" w:hAnsi="Brill"/>
+          <w:lang w:val="es-ES"/>
+        </w:rPr>
+        <w:t xml:space="preserve"> </w:t>
+      </w:r>
+      <w:proofErr w:type="spellStart"/>
+      <w:r>
+        <w:rPr>
+          <w:rFonts w:ascii="Brill" w:hAnsi="Brill"/>
+          <w:lang w:val="es-ES"/>
+        </w:rPr>
+        <w:t>respondio</w:t>
+      </w:r>
+      <w:proofErr w:type="spellEnd"/>
+      <w:r>
+        <w:rPr>
+          <w:rFonts w:ascii="Brill" w:hAnsi="Brill"/>
+          <w:lang w:val="es-ES"/>
+        </w:rPr>
+        <w:t xml:space="preserve"> que fuese en ella fecho segund que lo el </w:t>
+      </w:r>
+      <w:proofErr w:type="spellStart"/>
+      <w:r>
+        <w:rPr>
+          <w:rFonts w:ascii="Brill" w:hAnsi="Brill"/>
+          <w:lang w:val="es-ES"/>
+        </w:rPr>
+        <w:t>avia</w:t>
+      </w:r>
+      <w:proofErr w:type="spellEnd"/>
+      <w:r>
+        <w:rPr>
+          <w:rFonts w:ascii="Brill" w:hAnsi="Brill"/>
+          <w:lang w:val="es-ES"/>
+        </w:rPr>
+        <w:t xml:space="preserve"> dicho % e d este consentimiento que ella </w:t>
+      </w:r>
+      <w:proofErr w:type="spellStart"/>
+      <w:r>
+        <w:rPr>
+          <w:rFonts w:ascii="Brill" w:hAnsi="Brill"/>
+          <w:lang w:val="es-ES"/>
+        </w:rPr>
+        <w:t>consentio</w:t>
+      </w:r>
+      <w:proofErr w:type="spellEnd"/>
+      <w:r>
+        <w:rPr>
+          <w:rFonts w:ascii="Brill" w:hAnsi="Brill"/>
+          <w:lang w:val="es-ES"/>
+        </w:rPr>
+        <w:t xml:space="preserve"> fue tomada </w:t>
+      </w:r>
+      <w:proofErr w:type="spellStart"/>
+      <w:r>
+        <w:rPr>
+          <w:rFonts w:ascii="Brill" w:hAnsi="Brill"/>
+          <w:lang w:val="es-ES"/>
+        </w:rPr>
+        <w:t>depues</w:t>
+      </w:r>
+      <w:proofErr w:type="spellEnd"/>
+      <w:r>
+        <w:rPr>
+          <w:rFonts w:ascii="Brill" w:hAnsi="Brill"/>
+          <w:lang w:val="es-ES"/>
+        </w:rPr>
+        <w:t xml:space="preserve"> en la nuestra ley de los cristianos por los santos padres que lo </w:t>
+      </w:r>
+      <w:proofErr w:type="spellStart"/>
+      <w:r>
+        <w:rPr>
+          <w:rFonts w:ascii="Brill" w:hAnsi="Brill"/>
+          <w:lang w:val="es-ES"/>
+        </w:rPr>
+        <w:t>conposioron</w:t>
+      </w:r>
+      <w:proofErr w:type="spellEnd"/>
+      <w:r>
+        <w:rPr>
+          <w:rFonts w:ascii="Brill" w:hAnsi="Brill"/>
+          <w:lang w:val="es-ES"/>
+        </w:rPr>
+        <w:t xml:space="preserve"> atan bien en la ley vieja que todo casamiento que se aya a fazer </w:t>
+      </w:r>
+      <w:proofErr w:type="spellStart"/>
+      <w:r>
+        <w:rPr>
+          <w:rFonts w:ascii="Brill" w:hAnsi="Brill"/>
+          <w:lang w:val="es-ES"/>
+        </w:rPr>
+        <w:t>a</w:t>
+      </w:r>
+      <w:proofErr w:type="spellEnd"/>
+      <w:r>
+        <w:rPr>
+          <w:rFonts w:ascii="Brill" w:hAnsi="Brill"/>
+          <w:lang w:val="es-ES"/>
+        </w:rPr>
+        <w:t xml:space="preserve"> de ser por consentimiento del </w:t>
+      </w:r>
+      <w:proofErr w:type="spellStart"/>
+      <w:r>
+        <w:rPr>
+          <w:rFonts w:ascii="Brill" w:hAnsi="Brill"/>
+          <w:lang w:val="es-ES"/>
+        </w:rPr>
+        <w:t>varon</w:t>
+      </w:r>
+      <w:proofErr w:type="spellEnd"/>
+      <w:r>
+        <w:rPr>
+          <w:rFonts w:ascii="Brill" w:hAnsi="Brill"/>
+          <w:lang w:val="es-ES"/>
+        </w:rPr>
+        <w:t xml:space="preserve"> e de la muger % e si el uno d ellos lo consiente e el otro non lo consiente non es valedero % eso mesmo es si se faze por fuerça en ninguna manera non deve valer si non a voluntad de amos e dos % e esta voluntad que se levante bien de </w:t>
+      </w:r>
+      <w:proofErr w:type="spellStart"/>
+      <w:r>
+        <w:rPr>
+          <w:rFonts w:ascii="Brill" w:hAnsi="Brill"/>
+          <w:lang w:val="es-ES"/>
+        </w:rPr>
+        <w:t>coraçon</w:t>
+      </w:r>
+      <w:proofErr w:type="spellEnd"/>
+      <w:r>
+        <w:rPr>
+          <w:rFonts w:ascii="Brill" w:hAnsi="Brill"/>
+          <w:lang w:val="es-ES"/>
+        </w:rPr>
+        <w:t xml:space="preserve"> % ca fallamos que dixo el nuestro señor Jesucristo en un evangelio a sus </w:t>
+      </w:r>
+      <w:proofErr w:type="spellStart"/>
+      <w:r>
+        <w:rPr>
+          <w:rFonts w:ascii="Brill" w:hAnsi="Brill"/>
+          <w:lang w:val="es-ES"/>
+        </w:rPr>
+        <w:t>decipulos</w:t>
+      </w:r>
+      <w:proofErr w:type="spellEnd"/>
+      <w:r>
+        <w:rPr>
+          <w:rFonts w:ascii="Brill" w:hAnsi="Brill"/>
+          <w:lang w:val="es-ES"/>
+        </w:rPr>
+        <w:t xml:space="preserve"> % o dos o tres de vos </w:t>
+      </w:r>
+      <w:proofErr w:type="spellStart"/>
+      <w:r>
+        <w:rPr>
+          <w:rFonts w:ascii="Brill" w:hAnsi="Brill"/>
+          <w:lang w:val="es-ES"/>
+        </w:rPr>
+        <w:t>fuesedes</w:t>
+      </w:r>
+      <w:proofErr w:type="spellEnd"/>
+      <w:r>
+        <w:rPr>
+          <w:rFonts w:ascii="Brill" w:hAnsi="Brill"/>
+          <w:lang w:val="es-ES"/>
+        </w:rPr>
+        <w:t xml:space="preserve"> ayuntados en mi </w:t>
+      </w:r>
+      <w:proofErr w:type="spellStart"/>
+      <w:r>
+        <w:rPr>
+          <w:rFonts w:ascii="Brill" w:hAnsi="Brill"/>
+          <w:lang w:val="es-ES"/>
+        </w:rPr>
+        <w:t>nonbre</w:t>
+      </w:r>
+      <w:proofErr w:type="spellEnd"/>
+      <w:r>
+        <w:rPr>
+          <w:rFonts w:ascii="Brill" w:hAnsi="Brill"/>
+          <w:lang w:val="es-ES"/>
+        </w:rPr>
+        <w:t xml:space="preserve"> yo </w:t>
+      </w:r>
+      <w:proofErr w:type="spellStart"/>
+      <w:r>
+        <w:rPr>
+          <w:rFonts w:ascii="Brill" w:hAnsi="Brill"/>
+          <w:lang w:val="es-ES"/>
+        </w:rPr>
+        <w:t>sere</w:t>
+      </w:r>
+      <w:proofErr w:type="spellEnd"/>
+      <w:r>
+        <w:rPr>
+          <w:rFonts w:ascii="Brill" w:hAnsi="Brill"/>
+          <w:lang w:val="es-ES"/>
+        </w:rPr>
+        <w:t xml:space="preserve"> en medio de vos</w:t>
       </w:r>
     </w:p>
     <w:sectPr>
@@ -102,7 +1117,7 @@
 </file>
 
 <file path=word/styles.xml><?xml version="1.0" encoding="utf-8"?>
-<w:styles xmlns:mc="http://schemas.openxmlformats.org/markup-compatibility/2006" xmlns:r="http://schemas.openxmlformats.org/officeDocument/2006/relationships" xmlns:w="http://schemas.openxmlformats.org/wordprocessingml/2006/main" xmlns:w14="http://schemas.microsoft.com/office/word/2010/wordml" xmlns:w15="http://schemas.microsoft.com/office/word/2012/wordml" xmlns:w16cex="http://schemas.microsoft.com/office/word/2018/wordml/cex" xmlns:w16cid="http://schemas.microsoft.com/office/word/2016/wordml/cid" xmlns:w16="http://schemas.microsoft.com/office/word/2018/wordml" xmlns:w16sdtdh="http://schemas.microsoft.com/office/word/2020/wordml/sdtdatahash" xmlns:w16se="http://schemas.microsoft.com/office/word/2015/wordml/symex" mc:Ignorable="w14 w15 w16se w16cid w16 w16cex w16sdtdh">
+<w:styles xmlns:mc="http://schemas.openxmlformats.org/markup-compatibility/2006" xmlns:r="http://schemas.openxmlformats.org/officeDocument/2006/relationships" xmlns:w="http://schemas.openxmlformats.org/wordprocessingml/2006/main" xmlns:w14="http://schemas.microsoft.com/office/word/2010/wordml" xmlns:w15="http://schemas.microsoft.com/office/word/2012/wordml" xmlns:w16cex="http://schemas.microsoft.com/office/word/2018/wordml/cex" xmlns:w16cid="http://schemas.microsoft.com/office/word/2016/wordml/cid" xmlns:w16="http://schemas.microsoft.com/office/word/2018/wordml" xmlns:w16du="http://schemas.microsoft.com/office/word/2023/wordml/word16du" xmlns:w16sdtdh="http://schemas.microsoft.com/office/word/2020/wordml/sdtdatahash" xmlns:w16sdtfl="http://schemas.microsoft.com/office/word/2024/wordml/sdtformatlock" xmlns:w16se="http://schemas.microsoft.com/office/word/2015/wordml/symex" mc:Ignorable="w14 w15 w16se w16cid w16 w16cex w16sdtdh w16sdtfl w16du">
   <w:docDefaults>
     <w:rPrDefault>
       <w:rPr>
